--- a/RFI-Docs/VA CLINICAL TRIALS-CSP TALKING POINTS - FINAL.docx
+++ b/RFI-Docs/VA CLINICAL TRIALS-CSP TALKING POINTS - FINAL.docx
@@ -4,9 +4,123 @@
   <w:body>
     <w:p>
       <w:pPr>
+        <w:jc w:val="left"/>
+      </w:pPr>
+      <w:r>
+        <w:rPr>
+          <w:color w:val="646464"/>
+          <w:sz w:val="18"/>
+        </w:rPr>
+        <w:t>Document: VA CLINICAL TRIALS-CSP TALKING POINTS - FINAL.docx</w:t>
+      </w:r>
+    </w:p>
+    <w:p>
+      <w:pPr>
+        <w:jc w:val="left"/>
+      </w:pPr>
+      <w:r>
+        <w:rPr>
+          <w:color w:val="646464"/>
+          <w:sz w:val="18"/>
+        </w:rPr>
+        <w:t>Title: TALKING POINTS--VA CLINICAL TRIALS-VA COOPERATIVE STUDIES PROGRAM - FINAL</w:t>
+      </w:r>
+    </w:p>
+    <w:p>
+      <w:pPr>
+        <w:jc w:val="left"/>
+      </w:pPr>
+      <w:r>
+        <w:rPr>
+          <w:color w:val="646464"/>
+          <w:sz w:val="18"/>
+        </w:rPr>
+        <w:t>Topic: Clinical Trials | Type: Talking Points</w:t>
+      </w:r>
+    </w:p>
+    <w:p>
+      <w:pPr>
+        <w:jc w:val="left"/>
+      </w:pPr>
+      <w:r>
+        <w:rPr>
+          <w:color w:val="646464"/>
+          <w:sz w:val="18"/>
+        </w:rPr>
+        <w:t>Created: 2024-12-06 | By: Richman, Michael (VACO)</w:t>
+      </w:r>
+    </w:p>
+    <w:p>
+      <w:pPr>
+        <w:jc w:val="left"/>
+      </w:pPr>
+      <w:r>
+        <w:rPr>
+          <w:color w:val="646464"/>
+          <w:sz w:val="18"/>
+        </w:rPr>
+        <w:t>Modified: 2024-12-06 | By: Richman, Michael (VACO)</w:t>
+      </w:r>
+    </w:p>
+    <w:p>
+      <w:pPr>
+        <w:jc w:val="left"/>
+      </w:pPr>
+      <w:r>
+        <w:rPr>
+          <w:color w:val="C8C8C8"/>
+          <w:sz w:val="16"/>
+        </w:rPr>
+        <w:t>────────────────────────────────────────────────────────────────────────────────</w:t>
+      </w:r>
+    </w:p>
+    <w:p>
+      <w:pPr>
+        <w:jc w:val="left"/>
+      </w:pPr>
+      <w:r/>
+    </w:p>
+    <w:p>
+      <w:pPr>
+        <w:jc w:val="left"/>
+      </w:pPr>
+      <w:r>
+        <w:rPr>
+          <w:color w:val="646464"/>
+          <w:sz w:val="18"/>
+        </w:rPr>
+        <w:t>Topic: Clinical Trials | Type: Talking Points</w:t>
+      </w:r>
+    </w:p>
+    <w:p>
+      <w:pPr>
+        <w:jc w:val="left"/>
+      </w:pPr>
+      <w:r>
+        <w:rPr>
+          <w:color w:val="646464"/>
+          <w:sz w:val="18"/>
+        </w:rPr>
+        <w:t>Created: 2024-12-06 | By: Richman, Michael (VACO)</w:t>
+      </w:r>
+    </w:p>
+    <w:p>
+      <w:pPr>
+        <w:jc w:val="left"/>
+      </w:pPr>
+      <w:r>
+        <w:rPr>
+          <w:color w:val="646464"/>
+          <w:sz w:val="18"/>
+        </w:rPr>
+        <w:t>Modified: 2024-12-06 | By: Richman, Michael (VACO)</w:t>
+      </w:r>
+    </w:p>
+    <w:p>
+      <w:pPr>
         <w:shd w:val="clear" w:color="auto" w:fill="FFFFFF"/>
         <w:spacing w:after="0" w:line="240" w:lineRule="auto"/>
-        <w:jc w:val="center"/>
+        <w:jc w:val="left"/>
         <w:outlineLvl w:val="1"/>
         <w:rPr>
           <w:rFonts w:eastAsia="Times New Roman" w:cstheme="minorHAnsi"/>
@@ -21,6 +135,18 @@
       </w:pPr>
       <w:r>
         <w:rPr>
+          <w:color w:val="C8C8C8"/>
+          <w:sz w:val="16"/>
+        </w:rPr>
+        <w:t>────────────────────────────────────────────────────────────────────────────────</w:t>
+      </w:r>
+    </w:p>
+    <w:p>
+      <w:pPr>
+        <w:shd w:val="clear" w:color="auto" w:fill="FFFFFF"/>
+        <w:spacing w:after="0" w:line="240" w:lineRule="auto"/>
+        <w:outlineLvl w:val="1"/>
+        <w:rPr>
           <w:rFonts w:eastAsia="Times New Roman" w:cstheme="minorHAnsi"/>
           <w:b/>
           <w:bCs/>
@@ -30,38 +156,8 @@
           <w:szCs w:val="28"/>
           <w14:ligatures w14:val="none"/>
         </w:rPr>
-        <w:t>Talking Points on VA Clinical Trials</w:t>
-      </w:r>
-      <w:r>
-        <w:rPr>
-          <w:rFonts w:eastAsia="Times New Roman" w:cstheme="minorHAnsi"/>
-          <w:b/>
-          <w:bCs/>
-          <w:color w:val="003F72"/>
-          <w:kern w:val="0"/>
-          <w:sz w:val="28"/>
-          <w:szCs w:val="28"/>
-          <w14:ligatures w14:val="none"/>
-        </w:rPr>
-        <w:t xml:space="preserve"> &amp; VA’s Cooperative Studies Program</w:t>
-      </w:r>
-    </w:p>
-    <w:p>
-      <w:pPr>
-        <w:shd w:val="clear" w:color="auto" w:fill="FFFFFF"/>
-        <w:spacing w:after="0" w:line="240" w:lineRule="auto"/>
-        <w:outlineLvl w:val="1"/>
-        <w:rPr>
-          <w:rFonts w:eastAsia="Times New Roman" w:cstheme="minorHAnsi"/>
-          <w:b/>
-          <w:bCs/>
-          <w:color w:val="003F72"/>
-          <w:kern w:val="0"/>
-          <w:sz w:val="28"/>
-          <w:szCs w:val="28"/>
-          <w14:ligatures w14:val="none"/>
-        </w:rPr>
-      </w:pPr>
+      </w:pPr>
+      <w:r/>
     </w:p>
     <w:p>
       <w:pPr>
